--- a/klagomål/A 55178-2024 FSC-klagomål.docx
+++ b/klagomål/A 55178-2024 FSC-klagomål.docx
@@ -1019,7 +1019,7 @@
     <w:r>
       <w:tab/>
       <w:tab/>
-      <w:t>2026-09-14</w:t>
+      <w:t>2026-09-15</w:t>
       <w:br/>
       <w:br/>
     </w:r>

--- a/klagomål/A 55178-2024 FSC-klagomål.docx
+++ b/klagomål/A 55178-2024 FSC-klagomål.docx
@@ -1019,7 +1019,7 @@
     <w:r>
       <w:tab/>
       <w:tab/>
-      <w:t>2026-09-15</w:t>
+      <w:t>2026-09-16</w:t>
       <w:br/>
       <w:br/>
     </w:r>

--- a/klagomål/A 55178-2024 FSC-klagomål.docx
+++ b/klagomål/A 55178-2024 FSC-klagomål.docx
@@ -1019,7 +1019,7 @@
     <w:r>
       <w:tab/>
       <w:tab/>
-      <w:t>2026-09-16</w:t>
+      <w:t>2026-09-17</w:t>
       <w:br/>
       <w:br/>
     </w:r>

--- a/klagomål/A 55178-2024 FSC-klagomål.docx
+++ b/klagomål/A 55178-2024 FSC-klagomål.docx
@@ -1019,7 +1019,7 @@
     <w:r>
       <w:tab/>
       <w:tab/>
-      <w:t>2026-09-17</w:t>
+      <w:t>2026-09-18</w:t>
       <w:br/>
       <w:br/>
     </w:r>

--- a/klagomål/A 55178-2024 FSC-klagomål.docx
+++ b/klagomål/A 55178-2024 FSC-klagomål.docx
@@ -1019,7 +1019,7 @@
     <w:r>
       <w:tab/>
       <w:tab/>
-      <w:t>2026-09-18</w:t>
+      <w:t>2026-09-19</w:t>
       <w:br/>
       <w:br/>
     </w:r>

--- a/klagomål/A 55178-2024 FSC-klagomål.docx
+++ b/klagomål/A 55178-2024 FSC-klagomål.docx
@@ -1019,7 +1019,7 @@
     <w:r>
       <w:tab/>
       <w:tab/>
-      <w:t>2026-09-19</w:t>
+      <w:t>2026-09-21</w:t>
       <w:br/>
       <w:br/>
     </w:r>

--- a/klagomål/A 55178-2024 FSC-klagomål.docx
+++ b/klagomål/A 55178-2024 FSC-klagomål.docx
@@ -178,7 +178,7 @@
       <w:r>
         <w:drawing>
           <wp:inline xmlns:a="http://schemas.openxmlformats.org/drawingml/2006/main" xmlns:pic="http://schemas.openxmlformats.org/drawingml/2006/picture">
-            <wp:extent cx="5486400" cy="5111213"/>
+            <wp:extent cx="5486400" cy="5358195"/>
             <wp:docPr id="1" name="Picture 1"/>
             <wp:cNvGraphicFramePr>
               <a:graphicFrameLocks noChangeAspect="1"/>
@@ -199,7 +199,7 @@
                   <pic:spPr>
                     <a:xfrm>
                       <a:off x="0" y="0"/>
-                      <a:ext cx="5486400" cy="5111213"/>
+                      <a:ext cx="5486400" cy="5358195"/>
                     </a:xfrm>
                     <a:prstGeom prst="rect"/>
                   </pic:spPr>
@@ -221,7 +221,7 @@
     </w:p>
     <w:p>
       <w:r>
-        <w:t>I och inom 19 meter från avverkningsanmälan finns fynd av 2 naturvårdsarter, varav 2 är rödlistade, 1 är fridlyst och 2 är typiska (T): knärot (VU, T, §8) och stiftgelélav (NT, T). Se Figur 1.</w:t>
+        <w:t>I och inom 19 meter från avverkningsanmälan finns fynd av 8 naturvårdsarter, varav 7 är rödlistade, 2 är fridlysta, 7 är typiska (T) och 1 är signalart (S): knärot (VU, T, §8), brunpudrad nållav (NT, T), dropptaggsvamp (NT, T), stiftgelélav (NT, T), talltita (NT, §4), ullticka (NT, T), violettgrå tagellav (NT, T) och gulnål (S, T). Se Figur 1.</w:t>
       </w:r>
     </w:p>
     <w:p>
@@ -296,7 +296,7 @@
     </w:p>
     <w:p>
       <w:r>
-        <w:t>I det avverkningsanmälda området finns 2 fyndplatser för knärot registrerade på Artportalen. Figur 2 visar gränserna för buffertzoner på 50 m, som behöver lämnas kring fyndplatserna för att knärotslokalerna inte ska försvinna vid en avverkning. Av det avverkningsanmälda området överlappar 0.93 ha med buffertzonerna och får av detta skäl inte avverkas.</w:t>
+        <w:t>I det avverkningsanmälda området finns 3 fyndplatser för knärot registrerade på Artportalen. Figur 2 visar gränserna för buffertzoner på 50 m, som behöver lämnas kring fyndplatserna för att knärotslokalerna inte ska försvinna vid en avverkning. Av det avverkningsanmälda området överlappar 0.97 ha med buffertzonerna och får av detta skäl inte avverkas.</w:t>
       </w:r>
     </w:p>
     <w:p>
@@ -352,10 +352,10 @@
         <w:rPr>
           <w:b/>
         </w:rPr>
-        <w:t>Stiftgelélav (NT)</w:t>
-      </w:r>
-      <w:r>
-        <w:t xml:space="preserve"> växer på gamla aspar och sälgar i blandskogar med hög luftfuktighet. Slutavverkning och vedhuggning är de största hoten och lokaler bör undantas från rationell skogsskötsel. På lång sikt måste inslaget av asp öka i svensk skog. Stiftgelélav är typisk art för </w:t>
+        <w:t>Brunpudrad nållav (NT)</w:t>
+      </w:r>
+      <w:r>
+        <w:t xml:space="preserve"> är beroende av hög, jämn luftfuktighet och kan påträffas i fuktiga skogar av naturskogskaraktär, ofta i sumpgranskog eller andra sumpskogar. Arten är placerad högst upp i Skogsstyrelsens värdepyramid för bedömning av skog med höga naturvärden och förekomster bör undantas från skogsbruksåtgärder. Brunpudrad nållav är typisk art för </w:t>
       </w:r>
       <w:r>
         <w:rPr>
@@ -364,7 +364,163 @@
         <w:t>9010 Taiga</w:t>
       </w:r>
       <w:r>
+        <w:t xml:space="preserve"> (SLU Artdatabanken, 2024; Nitare &amp; Skogsstyrelsen, 2019).</w:t>
+      </w:r>
+    </w:p>
+    <w:p>
+      <w:r>
+        <w:rPr>
+          <w:b/>
+        </w:rPr>
+        <w:t>Dropptaggsvamp (NT)</w:t>
+      </w:r>
+      <w:r>
+        <w:t xml:space="preserve"> bildar mykorrhiza med tall, främst i barrskog med trädkontinuitet, i magra, torra och ljusöppna lavtallskogar och i barrblandskogar med friskmossor och lingon i fältskiktet. Den totala populationen i landet har minskat och bedöms fortsätta minska till följd av slutavverkningar av tallskog. Det är högst oklart om arten långsiktigt kan etablera och reproducera sig i skogsbestånd som brukas med trakthyggesmetoder, markberedning, gödsling eller föryngring med förädlat plantmaterial. Uppfyller kriterierna för att bli rödlistad på grund av ny kunskap som visar att en större andel av populationen än tidigare bedömt är knuten till kontinuitetsbarrskog. Minskningstakten för den svenska populationen bedöms vara nära gränsvärdet för Sårbar (VU). Dropptaggsvamp är typisk art för </w:t>
+      </w:r>
+      <w:r>
+        <w:rPr>
+          <w:i/>
+        </w:rPr>
+        <w:t xml:space="preserve">9010 Taiga </w:t>
+      </w:r>
+      <w:r>
+        <w:t>(SLU Artdatabanken, 2026).</w:t>
+      </w:r>
+    </w:p>
+    <w:p>
+      <w:r>
+        <w:rPr>
+          <w:b/>
+        </w:rPr>
+        <w:t>Stiftgelélav (NT)</w:t>
+      </w:r>
+      <w:r>
+        <w:t xml:space="preserve"> växer på gamla aspar och sälgar i blandskogar med hög luftfuktighet. Slutavverkning och vedhuggning är de största hoten och lokaler bör undantas från rationell skogsskötsel. På lång sikt måste inslaget av asp öka i svensk skog. Stiftgelélav är typisk art för </w:t>
+      </w:r>
+      <w:r>
+        <w:rPr>
+          <w:i/>
+        </w:rPr>
+        <w:t>9010 Taiga</w:t>
+      </w:r>
+      <w:r>
         <w:t xml:space="preserve"> (SLU Artdatabanken, 2024).</w:t>
+      </w:r>
+    </w:p>
+    <w:p>
+      <w:r>
+        <w:rPr>
+          <w:b/>
+        </w:rPr>
+        <w:t>Talltita (NT, §4)</w:t>
+      </w:r>
+      <w:r>
+        <w:t>, rödlistad som nära hotad och prioriterad art i Skogsvårdslagen, har häckningsrevir i anmälan. Arten har minskat kraftigt de senaste 30 åren och minskningstakten innevarande 10-årsperiod beräknas till 20 (10–30) %. Talltitan är synnerligen trogen sitt cirka 15 hektar stora revir och är beroende av flerskiktade olikåldriga skogar för att kunna föda upp sina ungar. Talltitan försvinner om dess livsmiljö kalavverkas (Eggers &amp; Low, 2014; Ekman, 1979; Griesser et al, 2007; Klein, 2020; Siffczyk et al, 2003; SLU Artdatabanken, 2021).</w:t>
+      </w:r>
+    </w:p>
+    <w:p>
+      <w:r>
+        <w:rPr>
+          <w:b/>
+        </w:rPr>
+        <w:t>Ullticka (NT)</w:t>
+      </w:r>
+      <w:r>
+        <w:t xml:space="preserve"> är knuten till restbestånd av barrnaturskog och förekommer med ett tydligt optimum i orörda eller måttligt påverkade gamla granskogar där det föreligger viss kontinuitet av grov död ved. Ullticka är en bra signalart inom hela sitt utbredningsområde och i södra Sverige är den sällsynt och en god signalart för skyddsvärda granskogsmiljöer. Den hotas av avverkning och fragmentering av naturskog och äldre granskog med lång trädkontinuitet. På ullticka kan ibland ulltickeporing (VU) påträffas - det är en sällsynt ticka som nyligen delats upp i de tre olika arterna ulltickeporing </w:t>
+      </w:r>
+      <w:r>
+        <w:rPr>
+          <w:i/>
+        </w:rPr>
+        <w:t xml:space="preserve">Skeletocutis brevispora </w:t>
+      </w:r>
+      <w:r>
+        <w:t>(VU)</w:t>
+      </w:r>
+      <w:r>
+        <w:rPr>
+          <w:i/>
+        </w:rPr>
+        <w:t>, Skeletocutis delicata</w:t>
+      </w:r>
+      <w:r>
+        <w:t xml:space="preserve"> (VU)</w:t>
+      </w:r>
+      <w:r>
+        <w:rPr>
+          <w:i/>
+        </w:rPr>
+        <w:t xml:space="preserve"> och Skeletocutis exilis</w:t>
+      </w:r>
+      <w:r>
+        <w:t xml:space="preserve"> (NT). Ullticka är typisk art för </w:t>
+      </w:r>
+      <w:r>
+        <w:rPr>
+          <w:i/>
+        </w:rPr>
+        <w:t xml:space="preserve">9010 Taiga, 9050 Näringsrik granskog </w:t>
+      </w:r>
+      <w:r>
+        <w:t xml:space="preserve">och </w:t>
+      </w:r>
+      <w:r>
+        <w:rPr>
+          <w:i/>
+        </w:rPr>
+        <w:t>9030 Landhöjningsskog</w:t>
+      </w:r>
+      <w:r>
+        <w:t xml:space="preserve"> (SLU Artdatabanken, 2026; Nitare &amp; Skogsstyrelsen, 2019; Miettinen &amp; Niemelä, 2018).</w:t>
+      </w:r>
+    </w:p>
+    <w:p>
+      <w:r>
+        <w:rPr>
+          <w:b/>
+        </w:rPr>
+        <w:t>Violettgrå tagellav (NT)</w:t>
+      </w:r>
+      <w:r>
+        <w:t xml:space="preserve"> växer nästan uteslutande i gamla olikåldriga barrnaturskogar med lång skoglig kontinuitet och är en utmärkt signal på skog med höga naturvärden. Slutavverkning av tidigare aldrig slutavverkad skog (kontinuitetsskog) är det största hotet. Biotopen nyskapas i begränsad omfattning och barrskog äldre än 160 år, där den violettgrå tagellaven huvudsakligen påträffas har minskat med 50% de senaste 50 åren. Lågproduktiv skogsmark där laven förekommer bör undantas från skogsbruk och rika förekomster i äldre granskog bör skyddas. Arten är känslig för uttorkning och det är väsentligt att tillräckligt stora bestånd avsätts. Violettgrå tagellav är typisk art för </w:t>
+      </w:r>
+      <w:r>
+        <w:rPr>
+          <w:i/>
+        </w:rPr>
+        <w:t>9010 Taiga</w:t>
+      </w:r>
+      <w:r>
+        <w:t xml:space="preserve"> (SLU Artdatabanken, 2024; Nitare &amp; Skogsstyrelsen, 2019).</w:t>
+      </w:r>
+    </w:p>
+    <w:p>
+      <w:r>
+        <w:rPr>
+          <w:b/>
+        </w:rPr>
+        <w:t>Gulnål</w:t>
+      </w:r>
+      <w:r>
+        <w:t xml:space="preserve"> växer mest på murknande lövträdsved och barrträdsved och förekommer i skuggiga miljöer med hög luftfuktighet. I södra Sverige är den en relativt bra signal på biotoper med höga naturvärden och följs ofta av sällsynta arter. Gulnål är typisk art för </w:t>
+      </w:r>
+      <w:r>
+        <w:rPr>
+          <w:i/>
+        </w:rPr>
+        <w:t>9110 Näringsfattig bokskog</w:t>
+      </w:r>
+      <w:r>
+        <w:t xml:space="preserve"> och</w:t>
+      </w:r>
+      <w:r>
+        <w:rPr>
+          <w:i/>
+        </w:rPr>
+        <w:t xml:space="preserve"> 9130 Näringsrik bokskog </w:t>
+      </w:r>
+      <w:r>
+        <w:t>(Nitare &amp; Skogsstyrelsen, 2019; SLU Artdatabanken, 2025).</w:t>
       </w:r>
     </w:p>
     <w:p>
@@ -419,6 +575,22 @@
       <w:r>
         <w:t>I den avverkningsanmälda skogen har fridlysta arter sina livsmiljöer och växtplatser. Att skada de fridlysta arternas livsmiljöer, växtplatser eller ekologiska funktion är inte tillåtet enligt artskyddsförordningen.</w:t>
       </w:r>
+      <w:r>
+        <w:rPr>
+          <w:i/>
+        </w:rPr>
+        <w:t xml:space="preserve"> EU:s medlemsländer och skogsbolag är skyldiga att agera i enlighet med EU:s fågeldirektiv där det uttryckligen står att direktivet gäller för fåglar samt för deras ägg, bon och </w:t>
+      </w:r>
+      <w:r>
+        <w:rPr>
+          <w:b/>
+          <w:i/>
+        </w:rPr>
+        <w:t xml:space="preserve">livsmiljöer </w:t>
+      </w:r>
+      <w:r>
+        <w:t>(artikel 1). Vidare att de åtgärder som vidtas inte får leda till en försämring av den nuvarande situationen beträffande bevarandet av de fågelarter som avses i artikel 1 (artikel 13).</w:t>
+      </w:r>
     </w:p>
     <w:p>
       <w:r>
@@ -457,7 +629,7 @@
         <w:rPr>
           <w:i/>
         </w:rPr>
-        <w:t>I det avverkningsanmälda skogsområdet har 2 naturvårdsarter varav 2 rödlistade arter sina livsmiljöer och växtplatser.</w:t>
+        <w:t>I det avverkningsanmälda skogsområdet har 8 naturvårdsarter varav 7 rödlistade arter sina livsmiljöer och växtplatser.</w:t>
       </w:r>
     </w:p>
     <w:p>
@@ -889,6 +1061,126 @@
       </w:r>
       <w:r>
         <w:t>SLU Artdatabanken, Uppsala.</w:t>
+      </w:r>
+    </w:p>
+    <w:p>
+      <w:pPr>
+        <w:pStyle w:val="Heading1"/>
+      </w:pPr>
+      <w:r>
+        <w:t>Talltita – ekologi samt krav på livsmiljön</w:t>
+      </w:r>
+    </w:p>
+    <w:p>
+      <w:r>
+        <w:t>Talltita är rödlistad som NT, fridlyst och prioriterad art i Skogsvårdslagen. Den omfattas av EU:s fågeldirektiv. Arten har minskat kraftigt de senaste 30 åren och minskningstakten innevarande 10-årsperiod beräknas till 20 (10–30) % (SLU Artdatabanken, 2022).</w:t>
+      </w:r>
+    </w:p>
+    <w:p>
+      <w:r>
+        <w:t>Talltita föredrar större sammanhängande barrskogar, och finns såväl i tallskog som granskog och i lövblandad barrskog. Skogens struktur är viktig och ska helst vara flerskiktad med riklig underväxt av mindre granar, björk och andra lövträd och buskar. Tillgång på murknande högstubbar är särskilt viktig, eftersom talltitan helst själv hackar ut sitt bohål (SLU Artdatabanken, 2022).</w:t>
+      </w:r>
+    </w:p>
+    <w:p>
+      <w:r>
+        <w:t>Det finns flera studier som visar att talltita är känslig för gallring och inte överlever när dess livsmiljö kalavverkas (Eggers and Low, 2014; Griesser et al., 2007; Klein, 2020). Talltitans revir är förhållandevis stora, 10–20 hektar och arten missgynnas när skogen fragmenteras. Kalavverkning av större delar av reviret innebär att det överges (Artdatabanken, 2021).</w:t>
+      </w:r>
+    </w:p>
+    <w:p>
+      <w:r>
+        <w:t>Talltitan är synnerligen trogen sitt revir så länge paret lever och biotopen förblir intakt. Paret stannar i sitt revir året om. En förlust av ett revir har därför en stor inverkan på den lokala populationen och trakthyggesbruket anses vara orsak till den svenska populationens kraftiga minskning. Talltiteparets revirtrohet innebär att närhelst under året man observerar en adult talltita så ingår denna plats i reviret (Siffczyk et al., 2003; Ekman, 1979).</w:t>
+      </w:r>
+    </w:p>
+    <w:p>
+      <w:pPr>
+        <w:pStyle w:val="Heading2"/>
+      </w:pPr>
+      <w:r>
+        <w:t>Referenser – talltita</w:t>
+      </w:r>
+    </w:p>
+    <w:p>
+      <w:r>
+        <w:t xml:space="preserve">Eggers, S., Low, M., 2014. </w:t>
+      </w:r>
+      <w:r>
+        <w:rPr>
+          <w:i/>
+        </w:rPr>
+        <w:t xml:space="preserve">Differential demographic responses of sympatric Parids to vegetation management in boreal forest. </w:t>
+      </w:r>
+      <w:r>
+        <w:t>For. Ecol. Manage. 319, 169–175.</w:t>
+      </w:r>
+    </w:p>
+    <w:p>
+      <w:r>
+        <w:t xml:space="preserve">Ekman, J., 1979. </w:t>
+      </w:r>
+      <w:r>
+        <w:rPr>
+          <w:i/>
+        </w:rPr>
+        <w:t xml:space="preserve">Coherence, composition and territories of winter social groups of the Willow Tit Parus montanus and the Crested Tit P. cristatus. </w:t>
+      </w:r>
+      <w:r>
+        <w:t>Ornis Scandinavica, 10, pp 56–68</w:t>
+      </w:r>
+    </w:p>
+    <w:p>
+      <w:r>
+        <w:t xml:space="preserve">Griesser, M., Nystrand, M., Eggers, S., Ekman, J., 2007. </w:t>
+      </w:r>
+      <w:r>
+        <w:rPr>
+          <w:i/>
+        </w:rPr>
+        <w:t xml:space="preserve">Impact of forestry practices on fitness correlates and population productivity in an open-nesting bird species. </w:t>
+      </w:r>
+      <w:r>
+        <w:t>Conserv. Biol. 21, 767–774. https://doi.org/10.1111/j.1523- 1739.2007.00675.x</w:t>
+      </w:r>
+    </w:p>
+    <w:p>
+      <w:r>
+        <w:t xml:space="preserve">Klein, J., 2020. </w:t>
+      </w:r>
+      <w:r>
+        <w:rPr>
+          <w:i/>
+        </w:rPr>
+        <w:t xml:space="preserve">The forgotten forest – On thinning, retention, and biodiversity in the boreal forest. </w:t>
+      </w:r>
+      <w:r>
+        <w:t>Doctoral Thesis No. 2020:50</w:t>
+      </w:r>
+    </w:p>
+    <w:p>
+      <w:r>
+        <w:t xml:space="preserve">Siffczyk, C., Brotons, L., Kangas, K., Orell, M., 2003. </w:t>
+      </w:r>
+      <w:r>
+        <w:rPr>
+          <w:i/>
+        </w:rPr>
+        <w:t xml:space="preserve">Home range size of willow tits. </w:t>
+      </w:r>
+      <w:r>
+        <w:t>Oecologica, 136, 635–642 (2003)</w:t>
+      </w:r>
+    </w:p>
+    <w:p>
+      <w:r>
+        <w:t xml:space="preserve">SLU Artdatabanken, 2021. </w:t>
+      </w:r>
+      <w:r>
+        <w:rPr>
+          <w:i/>
+        </w:rPr>
+        <w:t xml:space="preserve">Artfaktablad. Naturvård – artfakta. </w:t>
+      </w:r>
+      <w:r>
+        <w:t>SLU Artdatabanken, Uppsala</w:t>
       </w:r>
     </w:p>
     <w:sectPr>
@@ -1019,7 +1311,7 @@
     <w:r>
       <w:tab/>
       <w:tab/>
-      <w:t>2026-09-21</w:t>
+      <w:t>2026-09-23</w:t>
       <w:br/>
       <w:br/>
     </w:r>

--- a/klagomål/A 55178-2024 FSC-klagomål.docx
+++ b/klagomål/A 55178-2024 FSC-klagomål.docx
@@ -1311,7 +1311,7 @@
     <w:r>
       <w:tab/>
       <w:tab/>
-      <w:t>2026-09-23</w:t>
+      <w:t>2026-09-24</w:t>
       <w:br/>
       <w:br/>
     </w:r>

--- a/klagomål/A 55178-2024 FSC-klagomål.docx
+++ b/klagomål/A 55178-2024 FSC-klagomål.docx
@@ -1311,7 +1311,7 @@
     <w:r>
       <w:tab/>
       <w:tab/>
-      <w:t>2026-09-24</w:t>
+      <w:t>2026-09-25</w:t>
       <w:br/>
       <w:br/>
     </w:r>

--- a/klagomål/A 55178-2024 FSC-klagomål.docx
+++ b/klagomål/A 55178-2024 FSC-klagomål.docx
@@ -1311,7 +1311,7 @@
     <w:r>
       <w:tab/>
       <w:tab/>
-      <w:t>2026-09-25</w:t>
+      <w:t>2026-09-26</w:t>
       <w:br/>
       <w:br/>
     </w:r>

--- a/klagomål/A 55178-2024 FSC-klagomål.docx
+++ b/klagomål/A 55178-2024 FSC-klagomål.docx
@@ -1311,7 +1311,7 @@
     <w:r>
       <w:tab/>
       <w:tab/>
-      <w:t>2026-09-26</w:t>
+      <w:t>2026-09-27</w:t>
       <w:br/>
       <w:br/>
     </w:r>

--- a/klagomål/A 55178-2024 FSC-klagomål.docx
+++ b/klagomål/A 55178-2024 FSC-klagomål.docx
@@ -1311,7 +1311,7 @@
     <w:r>
       <w:tab/>
       <w:tab/>
-      <w:t>2026-09-27</w:t>
+      <w:t>2026-09-28</w:t>
       <w:br/>
       <w:br/>
     </w:r>

--- a/klagomål/A 55178-2024 FSC-klagomål.docx
+++ b/klagomål/A 55178-2024 FSC-klagomål.docx
@@ -1311,7 +1311,7 @@
     <w:r>
       <w:tab/>
       <w:tab/>
-      <w:t>2026-09-28</w:t>
+      <w:t>2026-09-29</w:t>
       <w:br/>
       <w:br/>
     </w:r>

--- a/klagomål/A 55178-2024 FSC-klagomål.docx
+++ b/klagomål/A 55178-2024 FSC-klagomål.docx
@@ -1311,7 +1311,7 @@
     <w:r>
       <w:tab/>
       <w:tab/>
-      <w:t>2026-09-29</w:t>
+      <w:t>2026-09-30</w:t>
       <w:br/>
       <w:br/>
     </w:r>

--- a/klagomål/A 55178-2024 FSC-klagomål.docx
+++ b/klagomål/A 55178-2024 FSC-klagomål.docx
@@ -1311,7 +1311,7 @@
     <w:r>
       <w:tab/>
       <w:tab/>
-      <w:t>2026-09-30</w:t>
+      <w:t>2026-10-01</w:t>
       <w:br/>
       <w:br/>
     </w:r>

--- a/klagomål/A 55178-2024 FSC-klagomål.docx
+++ b/klagomål/A 55178-2024 FSC-klagomål.docx
@@ -1311,7 +1311,7 @@
     <w:r>
       <w:tab/>
       <w:tab/>
-      <w:t>2026-10-01</w:t>
+      <w:t>2026-10-02</w:t>
       <w:br/>
       <w:br/>
     </w:r>

--- a/klagomål/A 55178-2024 FSC-klagomål.docx
+++ b/klagomål/A 55178-2024 FSC-klagomål.docx
@@ -1311,7 +1311,7 @@
     <w:r>
       <w:tab/>
       <w:tab/>
-      <w:t>2026-10-02</w:t>
+      <w:t>2026-10-03</w:t>
       <w:br/>
       <w:br/>
     </w:r>

--- a/klagomål/A 55178-2024 FSC-klagomål.docx
+++ b/klagomål/A 55178-2024 FSC-klagomål.docx
@@ -1311,7 +1311,7 @@
     <w:r>
       <w:tab/>
       <w:tab/>
-      <w:t>2026-10-03</w:t>
+      <w:t>2026-10-04</w:t>
       <w:br/>
       <w:br/>
     </w:r>

--- a/klagomål/A 55178-2024 FSC-klagomål.docx
+++ b/klagomål/A 55178-2024 FSC-klagomål.docx
@@ -1311,7 +1311,7 @@
     <w:r>
       <w:tab/>
       <w:tab/>
-      <w:t>2026-10-04</w:t>
+      <w:t>2026-10-05</w:t>
       <w:br/>
       <w:br/>
     </w:r>

--- a/klagomål/A 55178-2024 FSC-klagomål.docx
+++ b/klagomål/A 55178-2024 FSC-klagomål.docx
@@ -1311,7 +1311,7 @@
     <w:r>
       <w:tab/>
       <w:tab/>
-      <w:t>2026-10-05</w:t>
+      <w:t>2026-10-06</w:t>
       <w:br/>
       <w:br/>
     </w:r>

--- a/klagomål/A 55178-2024 FSC-klagomål.docx
+++ b/klagomål/A 55178-2024 FSC-klagomål.docx
@@ -1311,7 +1311,7 @@
     <w:r>
       <w:tab/>
       <w:tab/>
-      <w:t>2026-10-06</w:t>
+      <w:t>2026-10-07</w:t>
       <w:br/>
       <w:br/>
     </w:r>

--- a/klagomål/A 55178-2024 FSC-klagomål.docx
+++ b/klagomål/A 55178-2024 FSC-klagomål.docx
@@ -1311,7 +1311,7 @@
     <w:r>
       <w:tab/>
       <w:tab/>
-      <w:t>2026-10-07</w:t>
+      <w:t>2026-10-08</w:t>
       <w:br/>
       <w:br/>
     </w:r>

--- a/klagomål/A 55178-2024 FSC-klagomål.docx
+++ b/klagomål/A 55178-2024 FSC-klagomål.docx
@@ -1311,7 +1311,7 @@
     <w:r>
       <w:tab/>
       <w:tab/>
-      <w:t>2026-10-08</w:t>
+      <w:t>2026-10-09</w:t>
       <w:br/>
       <w:br/>
     </w:r>

--- a/klagomål/A 55178-2024 FSC-klagomål.docx
+++ b/klagomål/A 55178-2024 FSC-klagomål.docx
@@ -1311,7 +1311,7 @@
     <w:r>
       <w:tab/>
       <w:tab/>
-      <w:t>2026-10-09</w:t>
+      <w:t>2026-10-10</w:t>
       <w:br/>
       <w:br/>
     </w:r>

--- a/klagomål/A 55178-2024 FSC-klagomål.docx
+++ b/klagomål/A 55178-2024 FSC-klagomål.docx
@@ -1311,7 +1311,7 @@
     <w:r>
       <w:tab/>
       <w:tab/>
-      <w:t>2026-10-10</w:t>
+      <w:t>2026-10-11</w:t>
       <w:br/>
       <w:br/>
     </w:r>

--- a/klagomål/A 55178-2024 FSC-klagomål.docx
+++ b/klagomål/A 55178-2024 FSC-klagomål.docx
@@ -1311,7 +1311,7 @@
     <w:r>
       <w:tab/>
       <w:tab/>
-      <w:t>2026-10-11</w:t>
+      <w:t>2026-10-12</w:t>
       <w:br/>
       <w:br/>
     </w:r>

--- a/klagomål/A 55178-2024 FSC-klagomål.docx
+++ b/klagomål/A 55178-2024 FSC-klagomål.docx
@@ -1311,7 +1311,7 @@
     <w:r>
       <w:tab/>
       <w:tab/>
-      <w:t>2026-10-12</w:t>
+      <w:t>2026-10-13</w:t>
       <w:br/>
       <w:br/>
     </w:r>

--- a/klagomål/A 55178-2024 FSC-klagomål.docx
+++ b/klagomål/A 55178-2024 FSC-klagomål.docx
@@ -1311,7 +1311,7 @@
     <w:r>
       <w:tab/>
       <w:tab/>
-      <w:t>2026-10-13</w:t>
+      <w:t>2026-10-14</w:t>
       <w:br/>
       <w:br/>
     </w:r>

--- a/klagomål/A 55178-2024 FSC-klagomål.docx
+++ b/klagomål/A 55178-2024 FSC-klagomål.docx
@@ -1311,7 +1311,7 @@
     <w:r>
       <w:tab/>
       <w:tab/>
-      <w:t>2026-10-14</w:t>
+      <w:t>2026-10-15</w:t>
       <w:br/>
       <w:br/>
     </w:r>

--- a/klagomål/A 55178-2024 FSC-klagomål.docx
+++ b/klagomål/A 55178-2024 FSC-klagomål.docx
@@ -1311,7 +1311,7 @@
     <w:r>
       <w:tab/>
       <w:tab/>
-      <w:t>2026-10-15</w:t>
+      <w:t>2026-10-16</w:t>
       <w:br/>
       <w:br/>
     </w:r>

--- a/klagomål/A 55178-2024 FSC-klagomål.docx
+++ b/klagomål/A 55178-2024 FSC-klagomål.docx
@@ -1311,7 +1311,7 @@
     <w:r>
       <w:tab/>
       <w:tab/>
-      <w:t>2026-10-16</w:t>
+      <w:t>2026-10-17</w:t>
       <w:br/>
       <w:br/>
     </w:r>

--- a/klagomål/A 55178-2024 FSC-klagomål.docx
+++ b/klagomål/A 55178-2024 FSC-klagomål.docx
@@ -1311,7 +1311,7 @@
     <w:r>
       <w:tab/>
       <w:tab/>
-      <w:t>2026-10-17</w:t>
+      <w:t>2026-10-18</w:t>
       <w:br/>
       <w:br/>
     </w:r>

--- a/klagomål/A 55178-2024 FSC-klagomål.docx
+++ b/klagomål/A 55178-2024 FSC-klagomål.docx
@@ -1311,7 +1311,7 @@
     <w:r>
       <w:tab/>
       <w:tab/>
-      <w:t>2026-10-18</w:t>
+      <w:t>2026-10-19</w:t>
       <w:br/>
       <w:br/>
     </w:r>

--- a/klagomål/A 55178-2024 FSC-klagomål.docx
+++ b/klagomål/A 55178-2024 FSC-klagomål.docx
@@ -1311,7 +1311,7 @@
     <w:r>
       <w:tab/>
       <w:tab/>
-      <w:t>2026-10-19</w:t>
+      <w:t>2026-10-20</w:t>
       <w:br/>
       <w:br/>
     </w:r>

--- a/klagomål/A 55178-2024 FSC-klagomål.docx
+++ b/klagomål/A 55178-2024 FSC-klagomål.docx
@@ -1311,7 +1311,7 @@
     <w:r>
       <w:tab/>
       <w:tab/>
-      <w:t>2026-10-20</w:t>
+      <w:t>2026-10-21</w:t>
       <w:br/>
       <w:br/>
     </w:r>

--- a/klagomål/A 55178-2024 FSC-klagomål.docx
+++ b/klagomål/A 55178-2024 FSC-klagomål.docx
@@ -1311,7 +1311,7 @@
     <w:r>
       <w:tab/>
       <w:tab/>
-      <w:t>2026-10-21</w:t>
+      <w:t>2026-10-22</w:t>
       <w:br/>
       <w:br/>
     </w:r>

--- a/klagomål/A 55178-2024 FSC-klagomål.docx
+++ b/klagomål/A 55178-2024 FSC-klagomål.docx
@@ -1311,7 +1311,7 @@
     <w:r>
       <w:tab/>
       <w:tab/>
-      <w:t>2026-10-22</w:t>
+      <w:t>2026-10-23</w:t>
       <w:br/>
       <w:br/>
     </w:r>

--- a/klagomål/A 55178-2024 FSC-klagomål.docx
+++ b/klagomål/A 55178-2024 FSC-klagomål.docx
@@ -1311,7 +1311,7 @@
     <w:r>
       <w:tab/>
       <w:tab/>
-      <w:t>2026-10-23</w:t>
+      <w:t>2026-10-24</w:t>
       <w:br/>
       <w:br/>
     </w:r>

--- a/klagomål/A 55178-2024 FSC-klagomål.docx
+++ b/klagomål/A 55178-2024 FSC-klagomål.docx
@@ -1311,7 +1311,7 @@
     <w:r>
       <w:tab/>
       <w:tab/>
-      <w:t>2026-10-24</w:t>
+      <w:t>2026-10-25</w:t>
       <w:br/>
       <w:br/>
     </w:r>

--- a/klagomål/A 55178-2024 FSC-klagomål.docx
+++ b/klagomål/A 55178-2024 FSC-klagomål.docx
@@ -1311,7 +1311,7 @@
     <w:r>
       <w:tab/>
       <w:tab/>
-      <w:t>2026-10-25</w:t>
+      <w:t>2026-10-26</w:t>
       <w:br/>
       <w:br/>
     </w:r>

--- a/klagomål/A 55178-2024 FSC-klagomål.docx
+++ b/klagomål/A 55178-2024 FSC-klagomål.docx
@@ -1311,7 +1311,7 @@
     <w:r>
       <w:tab/>
       <w:tab/>
-      <w:t>2026-10-26</w:t>
+      <w:t>2026-10-27</w:t>
       <w:br/>
       <w:br/>
     </w:r>

--- a/klagomål/A 55178-2024 FSC-klagomål.docx
+++ b/klagomål/A 55178-2024 FSC-klagomål.docx
@@ -1311,7 +1311,7 @@
     <w:r>
       <w:tab/>
       <w:tab/>
-      <w:t>2026-10-27</w:t>
+      <w:t>2026-10-28</w:t>
       <w:br/>
       <w:br/>
     </w:r>

--- a/klagomål/A 55178-2024 FSC-klagomål.docx
+++ b/klagomål/A 55178-2024 FSC-klagomål.docx
@@ -1311,7 +1311,7 @@
     <w:r>
       <w:tab/>
       <w:tab/>
-      <w:t>2026-10-28</w:t>
+      <w:t>2026-10-29</w:t>
       <w:br/>
       <w:br/>
     </w:r>

--- a/klagomål/A 55178-2024 FSC-klagomål.docx
+++ b/klagomål/A 55178-2024 FSC-klagomål.docx
@@ -1311,7 +1311,7 @@
     <w:r>
       <w:tab/>
       <w:tab/>
-      <w:t>2026-10-29</w:t>
+      <w:t>2026-10-31</w:t>
       <w:br/>
       <w:br/>
     </w:r>
